--- a/test_files/template_CREDIT APPLICATION.docx
+++ b/test_files/template_CREDIT APPLICATION.docx
@@ -73,7 +73,7 @@
     <w:p>
       <w:r>
         <w:pict w14:anchorId="4E22BB84">
-          <v:rect id="_x0000_i1079" style="width:0;height:1.5pt" o:hralign="center" o:hrstd="t" o:hr="t" fillcolor="#a0a0a0" stroked="f"/>
+          <v:rect id="_x0000_i1025" style="width:0;height:1.5pt" o:hralign="center" o:hrstd="t" o:hr="t" fillcolor="#a0a0a0" stroked="f"/>
         </w:pict>
       </w:r>
     </w:p>
@@ -89,23 +89,7 @@
           <w:b/>
           <w:bCs/>
         </w:rPr>
-        <w:t xml:space="preserve">1. </w:t>
-      </w:r>
-      <w:proofErr w:type="spellStart"/>
-      <w:r>
-        <w:rPr>
-          <w:b/>
-          <w:bCs/>
-        </w:rPr>
-        <w:t>Applicant</w:t>
-      </w:r>
-      <w:proofErr w:type="spellEnd"/>
-      <w:r>
-        <w:rPr>
-          <w:b/>
-          <w:bCs/>
-        </w:rPr>
-        <w:t xml:space="preserve"> Information</w:t>
+        <w:t>1. Applicant Information</w:t>
       </w:r>
     </w:p>
     <w:tbl>
@@ -164,53 +148,30 @@
                 <w:bCs/>
               </w:rPr>
             </w:pPr>
-            <w:proofErr w:type="spellStart"/>
             <w:r>
               <w:rPr>
                 <w:b/>
                 <w:bCs/>
               </w:rPr>
-              <w:t>Applicant</w:t>
-            </w:r>
-            <w:proofErr w:type="spellEnd"/>
-            <w:r>
-              <w:rPr>
-                <w:b/>
-                <w:bCs/>
-              </w:rPr>
-              <w:t xml:space="preserve"> </w:t>
-            </w:r>
-            <w:proofErr w:type="spellStart"/>
-            <w:r>
-              <w:rPr>
-                <w:b/>
-                <w:bCs/>
-              </w:rPr>
-              <w:t>information</w:t>
-            </w:r>
-            <w:proofErr w:type="spellEnd"/>
-          </w:p>
-        </w:tc>
-      </w:tr>
-      <w:tr>
-        <w:trPr>
-          <w:tblCellSpacing w:w="15" w:type="dxa"/>
-        </w:trPr>
-        <w:tc>
-          <w:tcPr>
-            <w:tcW w:w="0" w:type="auto"/>
-            <w:vAlign w:val="center"/>
-            <w:hideMark/>
-          </w:tcPr>
-          <w:p>
-            <w:r>
-              <w:t xml:space="preserve">Full </w:t>
-            </w:r>
-            <w:proofErr w:type="spellStart"/>
-            <w:r>
-              <w:t>name</w:t>
-            </w:r>
-            <w:proofErr w:type="spellEnd"/>
+              <w:t>Applicant information</w:t>
+            </w:r>
+          </w:p>
+        </w:tc>
+      </w:tr>
+      <w:tr>
+        <w:trPr>
+          <w:tblCellSpacing w:w="15" w:type="dxa"/>
+        </w:trPr>
+        <w:tc>
+          <w:tcPr>
+            <w:tcW w:w="0" w:type="auto"/>
+            <w:vAlign w:val="center"/>
+            <w:hideMark/>
+          </w:tcPr>
+          <w:p>
+            <w:r>
+              <w:t>Full name</w:t>
+            </w:r>
           </w:p>
         </w:tc>
         <w:tc>
@@ -238,13 +199,8 @@
           </w:tcPr>
           <w:p>
             <w:r>
-              <w:t xml:space="preserve">Date of </w:t>
-            </w:r>
-            <w:proofErr w:type="spellStart"/>
-            <w:r>
-              <w:t>birth</w:t>
-            </w:r>
-            <w:proofErr w:type="spellEnd"/>
+              <w:t>Date of birth</w:t>
+            </w:r>
           </w:p>
         </w:tc>
         <w:tc>
@@ -271,11 +227,9 @@
             <w:hideMark/>
           </w:tcPr>
           <w:p>
-            <w:proofErr w:type="spellStart"/>
             <w:r>
               <w:t>Nationality</w:t>
             </w:r>
-            <w:proofErr w:type="spellEnd"/>
           </w:p>
         </w:tc>
         <w:tc>
@@ -303,13 +257,8 @@
           </w:tcPr>
           <w:p>
             <w:r>
-              <w:t xml:space="preserve">Residential </w:t>
-            </w:r>
-            <w:proofErr w:type="spellStart"/>
-            <w:r>
-              <w:t>address</w:t>
-            </w:r>
-            <w:proofErr w:type="spellEnd"/>
+              <w:t>Residential address</w:t>
+            </w:r>
           </w:p>
         </w:tc>
         <w:tc>
@@ -336,30 +285,20 @@
             <w:hideMark/>
           </w:tcPr>
           <w:p>
-            <w:proofErr w:type="gramStart"/>
             <w:r>
               <w:t>Email</w:t>
             </w:r>
-            <w:proofErr w:type="gramEnd"/>
-          </w:p>
-        </w:tc>
-        <w:tc>
-          <w:tcPr>
-            <w:tcW w:w="0" w:type="auto"/>
-            <w:vAlign w:val="center"/>
-            <w:hideMark/>
-          </w:tcPr>
-          <w:p>
-            <w:r>
-              <w:t>{{</w:t>
-            </w:r>
-            <w:proofErr w:type="gramStart"/>
-            <w:r>
-              <w:t>EMAIL</w:t>
-            </w:r>
-            <w:proofErr w:type="gramEnd"/>
-            <w:r>
-              <w:t>}}</w:t>
+          </w:p>
+        </w:tc>
+        <w:tc>
+          <w:tcPr>
+            <w:tcW w:w="0" w:type="auto"/>
+            <w:vAlign w:val="center"/>
+            <w:hideMark/>
+          </w:tcPr>
+          <w:p>
+            <w:r>
+              <w:t>{{EMAIL}}</w:t>
             </w:r>
           </w:p>
         </w:tc>
@@ -404,19 +343,9 @@
             <w:hideMark/>
           </w:tcPr>
           <w:p>
-            <w:proofErr w:type="spellStart"/>
-            <w:r>
-              <w:t>Marital</w:t>
-            </w:r>
-            <w:proofErr w:type="spellEnd"/>
-            <w:r>
-              <w:t xml:space="preserve"> </w:t>
-            </w:r>
-            <w:proofErr w:type="spellStart"/>
-            <w:r>
-              <w:t>status</w:t>
-            </w:r>
-            <w:proofErr w:type="spellEnd"/>
+            <w:r>
+              <w:t>Marital status</w:t>
+            </w:r>
           </w:p>
         </w:tc>
         <w:tc>
@@ -443,11 +372,9 @@
             <w:hideMark/>
           </w:tcPr>
           <w:p>
-            <w:proofErr w:type="spellStart"/>
             <w:r>
               <w:t>Dependants</w:t>
             </w:r>
-            <w:proofErr w:type="spellEnd"/>
           </w:p>
         </w:tc>
         <w:tc>
@@ -467,7 +394,7 @@
     <w:p>
       <w:r>
         <w:pict w14:anchorId="25809ECE">
-          <v:rect id="_x0000_i1080" style="width:0;height:1.5pt" o:hralign="center" o:hrstd="t" o:hr="t" fillcolor="#a0a0a0" stroked="f"/>
+          <v:rect id="_x0000_i1026" style="width:0;height:1.5pt" o:hralign="center" o:hrstd="t" o:hr="t" fillcolor="#a0a0a0" stroked="f"/>
         </w:pict>
       </w:r>
     </w:p>
@@ -483,23 +410,7 @@
           <w:b/>
           <w:bCs/>
         </w:rPr>
-        <w:t xml:space="preserve">2. </w:t>
-      </w:r>
-      <w:proofErr w:type="spellStart"/>
-      <w:r>
-        <w:rPr>
-          <w:b/>
-          <w:bCs/>
-        </w:rPr>
-        <w:t>Employment</w:t>
-      </w:r>
-      <w:proofErr w:type="spellEnd"/>
-      <w:r>
-        <w:rPr>
-          <w:b/>
-          <w:bCs/>
-        </w:rPr>
-        <w:t xml:space="preserve"> and Income</w:t>
+        <w:t>2. Employment and Income</w:t>
       </w:r>
     </w:p>
     <w:tbl>
@@ -558,58 +469,30 @@
                 <w:bCs/>
               </w:rPr>
             </w:pPr>
-            <w:proofErr w:type="spellStart"/>
             <w:r>
               <w:rPr>
                 <w:b/>
                 <w:bCs/>
               </w:rPr>
-              <w:t>Employment</w:t>
-            </w:r>
-            <w:proofErr w:type="spellEnd"/>
-            <w:r>
-              <w:rPr>
-                <w:b/>
-                <w:bCs/>
-              </w:rPr>
-              <w:t xml:space="preserve"> </w:t>
-            </w:r>
-            <w:proofErr w:type="spellStart"/>
-            <w:r>
-              <w:rPr>
-                <w:b/>
-                <w:bCs/>
-              </w:rPr>
-              <w:t>information</w:t>
-            </w:r>
-            <w:proofErr w:type="spellEnd"/>
-          </w:p>
-        </w:tc>
-      </w:tr>
-      <w:tr>
-        <w:trPr>
-          <w:tblCellSpacing w:w="15" w:type="dxa"/>
-        </w:trPr>
-        <w:tc>
-          <w:tcPr>
-            <w:tcW w:w="0" w:type="auto"/>
-            <w:vAlign w:val="center"/>
-            <w:hideMark/>
-          </w:tcPr>
-          <w:p>
-            <w:proofErr w:type="spellStart"/>
-            <w:r>
-              <w:t>Employment</w:t>
-            </w:r>
-            <w:proofErr w:type="spellEnd"/>
-            <w:r>
-              <w:t xml:space="preserve"> </w:t>
-            </w:r>
-            <w:proofErr w:type="spellStart"/>
-            <w:r>
-              <w:t>status</w:t>
-            </w:r>
-            <w:proofErr w:type="spellEnd"/>
+              <w:t>Employment information</w:t>
+            </w:r>
+          </w:p>
+        </w:tc>
+      </w:tr>
+      <w:tr>
+        <w:trPr>
+          <w:tblCellSpacing w:w="15" w:type="dxa"/>
+        </w:trPr>
+        <w:tc>
+          <w:tcPr>
+            <w:tcW w:w="0" w:type="auto"/>
+            <w:vAlign w:val="center"/>
+            <w:hideMark/>
+          </w:tcPr>
+          <w:p>
+            <w:r>
+              <w:t>Employment status</w:t>
+            </w:r>
           </w:p>
         </w:tc>
         <w:tc>
@@ -636,11 +519,9 @@
             <w:hideMark/>
           </w:tcPr>
           <w:p>
-            <w:proofErr w:type="spellStart"/>
             <w:r>
               <w:t>Employer</w:t>
             </w:r>
-            <w:proofErr w:type="spellEnd"/>
           </w:p>
         </w:tc>
         <w:tc>
@@ -696,19 +577,9 @@
             <w:hideMark/>
           </w:tcPr>
           <w:p>
-            <w:proofErr w:type="spellStart"/>
-            <w:r>
-              <w:t>Employment</w:t>
-            </w:r>
-            <w:proofErr w:type="spellEnd"/>
-            <w:r>
-              <w:t xml:space="preserve"> </w:t>
-            </w:r>
-            <w:proofErr w:type="spellStart"/>
-            <w:r>
-              <w:t>since</w:t>
-            </w:r>
-            <w:proofErr w:type="spellEnd"/>
+            <w:r>
+              <w:t>Employment since</w:t>
+            </w:r>
           </w:p>
         </w:tc>
         <w:tc>
@@ -736,21 +607,8 @@
           </w:tcPr>
           <w:p>
             <w:r>
-              <w:t xml:space="preserve">Net </w:t>
-            </w:r>
-            <w:proofErr w:type="spellStart"/>
-            <w:r>
-              <w:t>monthly</w:t>
-            </w:r>
-            <w:proofErr w:type="spellEnd"/>
-            <w:r>
-              <w:t xml:space="preserve"> </w:t>
-            </w:r>
-            <w:proofErr w:type="spellStart"/>
-            <w:r>
-              <w:t>salary</w:t>
-            </w:r>
-            <w:proofErr w:type="spellEnd"/>
+              <w:t>Net monthly salary</w:t>
+            </w:r>
           </w:p>
         </w:tc>
         <w:tc>
@@ -778,21 +636,8 @@
           </w:tcPr>
           <w:p>
             <w:r>
-              <w:t xml:space="preserve">Other </w:t>
-            </w:r>
-            <w:proofErr w:type="spellStart"/>
-            <w:r>
-              <w:t>monthly</w:t>
-            </w:r>
-            <w:proofErr w:type="spellEnd"/>
-            <w:r>
-              <w:t xml:space="preserve"> </w:t>
-            </w:r>
-            <w:proofErr w:type="spellStart"/>
-            <w:r>
-              <w:t>income</w:t>
-            </w:r>
-            <w:proofErr w:type="spellEnd"/>
+              <w:t>Other monthly income</w:t>
+            </w:r>
           </w:p>
         </w:tc>
         <w:tc>
@@ -820,29 +665,8 @@
           </w:tcPr>
           <w:p>
             <w:r>
-              <w:t xml:space="preserve">Total </w:t>
-            </w:r>
-            <w:proofErr w:type="spellStart"/>
-            <w:r>
-              <w:t>monthly</w:t>
-            </w:r>
-            <w:proofErr w:type="spellEnd"/>
-            <w:r>
-              <w:t xml:space="preserve"> </w:t>
-            </w:r>
-            <w:proofErr w:type="spellStart"/>
-            <w:r>
-              <w:t>net</w:t>
-            </w:r>
-            <w:proofErr w:type="spellEnd"/>
-            <w:r>
-              <w:t xml:space="preserve"> </w:t>
-            </w:r>
-            <w:proofErr w:type="spellStart"/>
-            <w:r>
-              <w:t>income</w:t>
-            </w:r>
-            <w:proofErr w:type="spellEnd"/>
+              <w:t>Total monthly net income</w:t>
+            </w:r>
           </w:p>
         </w:tc>
         <w:tc>
@@ -862,13 +686,36 @@
     <w:p>
       <w:r>
         <w:pict w14:anchorId="5259153C">
-          <v:rect id="_x0000_i1081" style="width:0;height:1.5pt" o:hralign="center" o:hrstd="t" o:hr="t" fillcolor="#a0a0a0" stroked="f"/>
+          <v:rect id="_x0000_i1027" style="width:0;height:1.5pt" o:hralign="center" o:hrstd="t" o:hr="t" fillcolor="#a0a0a0" stroked="f"/>
         </w:pict>
       </w:r>
     </w:p>
     <w:p>
       <w:pPr>
         <w:rPr>
+          <w:bCs/>
+          <w:lang w:val="en-US"/>
+        </w:rPr>
+      </w:pPr>
+      <w:r>
+        <w:rPr>
+          <w:bCs/>
+          <w:lang w:val="en-US"/>
+        </w:rPr>
+        <w:t xml:space="preserve">Lorem ipsum dolor sit amet, consetetur sadipscing elitr, sed diam nonumy eirmod tempor invidunt ut labore et dolore magna aliquyam erat, sed diam voluptua. At vero eos et accusam et justo duo dolores et ea rebum. Stet clita kasd gubergren, no sea takimata sanctus est Lorem ipsum dolor sit amet. Lorem ipsum dolor sit amet, consetetur sadipscing elitr, sed diam nonumy </w:t>
+      </w:r>
+      <w:r>
+        <w:rPr>
+          <w:bCs/>
+          <w:lang w:val="en-US"/>
+        </w:rPr>
+        <w:lastRenderedPageBreak/>
+        <w:t xml:space="preserve">eirmod tempor invidunt ut labore et dolore magna aliquyam erat, sed diam voluptua. At vero eos et accusam et justo duo dolores et ea rebum. Stet clita kasd gubergren, no sea takimata sanctus est Lorem ipsum dolor sit amet. Lorem ipsum dolor sit amet, consetetur sadipscing elitr, sed diam nonumy eirmod tempor invidunt ut labore et dolore magna aliquyam erat, sed diam voluptua. At vero eos et accusam et justo duo dolores et ea rebum. Stet clita kasd gubergren, no sea takimata sanctus est Lorem ipsum dolor sit amet.  </w:t>
+      </w:r>
+    </w:p>
+    <w:p>
+      <w:pPr>
+        <w:rPr>
           <w:b/>
           <w:bCs/>
         </w:rPr>
@@ -878,33 +725,8 @@
           <w:b/>
           <w:bCs/>
         </w:rPr>
-        <w:t xml:space="preserve">3. </w:t>
-      </w:r>
-      <w:proofErr w:type="spellStart"/>
-      <w:r>
-        <w:rPr>
-          <w:b/>
-          <w:bCs/>
-        </w:rPr>
-        <w:t>Requested</w:t>
-      </w:r>
-      <w:proofErr w:type="spellEnd"/>
-      <w:r>
-        <w:rPr>
-          <w:b/>
-          <w:bCs/>
-        </w:rPr>
-        <w:t xml:space="preserve"> </w:t>
-      </w:r>
-      <w:proofErr w:type="spellStart"/>
-      <w:r>
-        <w:rPr>
-          <w:b/>
-          <w:bCs/>
-        </w:rPr>
-        <w:t>Credit</w:t>
-      </w:r>
-      <w:proofErr w:type="spellEnd"/>
+        <w:t>3. Requested Credit</w:t>
+      </w:r>
     </w:p>
     <w:tbl>
       <w:tblPr>
@@ -962,66 +784,30 @@
                 <w:bCs/>
               </w:rPr>
             </w:pPr>
-            <w:proofErr w:type="spellStart"/>
             <w:r>
               <w:rPr>
                 <w:b/>
                 <w:bCs/>
               </w:rPr>
-              <w:t>Credit</w:t>
-            </w:r>
-            <w:proofErr w:type="spellEnd"/>
-            <w:r>
-              <w:rPr>
-                <w:b/>
-                <w:bCs/>
-              </w:rPr>
-              <w:t xml:space="preserve"> </w:t>
-            </w:r>
-            <w:proofErr w:type="spellStart"/>
-            <w:r>
-              <w:rPr>
-                <w:b/>
-                <w:bCs/>
-              </w:rPr>
-              <w:t>information</w:t>
-            </w:r>
-            <w:proofErr w:type="spellEnd"/>
-          </w:p>
-        </w:tc>
-      </w:tr>
-      <w:tr>
-        <w:trPr>
-          <w:tblCellSpacing w:w="15" w:type="dxa"/>
-        </w:trPr>
-        <w:tc>
-          <w:tcPr>
-            <w:tcW w:w="0" w:type="auto"/>
-            <w:vAlign w:val="center"/>
-            <w:hideMark/>
-          </w:tcPr>
-          <w:p>
-            <w:proofErr w:type="spellStart"/>
-            <w:r>
-              <w:t>Requested</w:t>
-            </w:r>
-            <w:proofErr w:type="spellEnd"/>
-            <w:r>
-              <w:t xml:space="preserve"> </w:t>
-            </w:r>
-            <w:proofErr w:type="spellStart"/>
-            <w:r>
-              <w:t>loan</w:t>
-            </w:r>
-            <w:proofErr w:type="spellEnd"/>
-            <w:r>
-              <w:t xml:space="preserve"> </w:t>
-            </w:r>
-            <w:proofErr w:type="spellStart"/>
-            <w:r>
-              <w:t>amount</w:t>
-            </w:r>
-            <w:proofErr w:type="spellEnd"/>
+              <w:t>Credit information</w:t>
+            </w:r>
+          </w:p>
+        </w:tc>
+      </w:tr>
+      <w:tr>
+        <w:trPr>
+          <w:tblCellSpacing w:w="15" w:type="dxa"/>
+        </w:trPr>
+        <w:tc>
+          <w:tcPr>
+            <w:tcW w:w="0" w:type="auto"/>
+            <w:vAlign w:val="center"/>
+            <w:hideMark/>
+          </w:tcPr>
+          <w:p>
+            <w:r>
+              <w:t>Requested loan amount</w:t>
+            </w:r>
           </w:p>
         </w:tc>
         <w:tc>
@@ -1049,14 +835,8 @@
           </w:tcPr>
           <w:p>
             <w:r>
-              <w:lastRenderedPageBreak/>
-              <w:t xml:space="preserve">Loan </w:t>
-            </w:r>
-            <w:proofErr w:type="spellStart"/>
-            <w:r>
-              <w:t>purpose</w:t>
-            </w:r>
-            <w:proofErr w:type="spellEnd"/>
+              <w:t>Loan purpose</w:t>
+            </w:r>
           </w:p>
         </w:tc>
         <w:tc>
@@ -1083,65 +863,37 @@
             <w:hideMark/>
           </w:tcPr>
           <w:p>
-            <w:proofErr w:type="spellStart"/>
-            <w:r>
-              <w:t>Requested</w:t>
-            </w:r>
-            <w:proofErr w:type="spellEnd"/>
-            <w:r>
-              <w:t xml:space="preserve"> </w:t>
-            </w:r>
-            <w:proofErr w:type="spellStart"/>
-            <w:r>
-              <w:t>term</w:t>
-            </w:r>
-            <w:proofErr w:type="spellEnd"/>
-          </w:p>
-        </w:tc>
-        <w:tc>
-          <w:tcPr>
-            <w:tcW w:w="0" w:type="auto"/>
-            <w:vAlign w:val="center"/>
-            <w:hideMark/>
-          </w:tcPr>
-          <w:p>
-            <w:r>
-              <w:t xml:space="preserve">{{REQUESTED_TERM}} </w:t>
-            </w:r>
-            <w:proofErr w:type="spellStart"/>
-            <w:r>
-              <w:t>months</w:t>
-            </w:r>
-            <w:proofErr w:type="spellEnd"/>
-          </w:p>
-        </w:tc>
-      </w:tr>
-      <w:tr>
-        <w:trPr>
-          <w:tblCellSpacing w:w="15" w:type="dxa"/>
-        </w:trPr>
-        <w:tc>
-          <w:tcPr>
-            <w:tcW w:w="0" w:type="auto"/>
-            <w:vAlign w:val="center"/>
-            <w:hideMark/>
-          </w:tcPr>
-          <w:p>
-            <w:proofErr w:type="spellStart"/>
-            <w:r>
-              <w:t>Preferred</w:t>
-            </w:r>
-            <w:proofErr w:type="spellEnd"/>
-            <w:r>
-              <w:t xml:space="preserve"> </w:t>
-            </w:r>
-            <w:proofErr w:type="spellStart"/>
-            <w:r>
-              <w:t>payment</w:t>
-            </w:r>
-            <w:proofErr w:type="spellEnd"/>
-            <w:r>
-              <w:t xml:space="preserve"> date</w:t>
+            <w:r>
+              <w:t>Requested term</w:t>
+            </w:r>
+          </w:p>
+        </w:tc>
+        <w:tc>
+          <w:tcPr>
+            <w:tcW w:w="0" w:type="auto"/>
+            <w:vAlign w:val="center"/>
+            <w:hideMark/>
+          </w:tcPr>
+          <w:p>
+            <w:r>
+              <w:t>{{REQUESTED_TERM}} months</w:t>
+            </w:r>
+          </w:p>
+        </w:tc>
+      </w:tr>
+      <w:tr>
+        <w:trPr>
+          <w:tblCellSpacing w:w="15" w:type="dxa"/>
+        </w:trPr>
+        <w:tc>
+          <w:tcPr>
+            <w:tcW w:w="0" w:type="auto"/>
+            <w:vAlign w:val="center"/>
+            <w:hideMark/>
+          </w:tcPr>
+          <w:p>
+            <w:r>
+              <w:t>Preferred payment date</w:t>
             </w:r>
           </w:p>
         </w:tc>
@@ -1162,65 +914,69 @@
     <w:p>
       <w:r>
         <w:pict w14:anchorId="3E9074D1">
-          <v:rect id="_x0000_i1082" style="width:0;height:1.5pt" o:hralign="center" o:hrstd="t" o:hr="t" fillcolor="#a0a0a0" stroked="f"/>
+          <v:rect id="_x0000_i1028" style="width:0;height:1.5pt" o:hralign="center" o:hrstd="t" o:hr="t" fillcolor="#a0a0a0" stroked="f"/>
         </w:pict>
       </w:r>
     </w:p>
     <w:p>
       <w:pPr>
         <w:rPr>
+          <w:bCs/>
+          <w:lang w:val="en-US"/>
+        </w:rPr>
+      </w:pPr>
+      <w:r>
+        <w:rPr>
+          <w:bCs/>
+        </w:rPr>
+        <w:t xml:space="preserve">Duis autem vel eum iriure dolor in hendrerit in vulputate velit esse molestie consequat, vel illum dolore eu feugiat nulla facilisis at vero eros et accumsan et iusto odio dignissim qui blandit praesent luptatum zzril delenit augue duis dolore te feugait nulla facilisi. </w:t>
+      </w:r>
+      <w:r>
+        <w:rPr>
+          <w:bCs/>
+          <w:lang w:val="en-US"/>
+        </w:rPr>
+        <w:t>Lorem ipsum dolor sit amet, consectetuer adipiscing elit, sed diam nonummy nibh euismod tincidunt ut laoreet dolore magna aliquam erat volutpat.  Duis autem vel eum iriure dolor in hendrerit in vulputate velit esse molestie consequat, vel illum dolore eu feugiat nulla facilisis at vero eros et accumsan et iusto odio dignissim qui blandit praesent luptatum zzril delenit</w:t>
+      </w:r>
+      <w:r>
+        <w:rPr>
+          <w:bCs/>
+          <w:lang w:val="en-US"/>
+        </w:rPr>
+        <w:t>.</w:t>
+      </w:r>
+    </w:p>
+    <w:p>
+      <w:pPr>
+        <w:rPr>
+          <w:bCs/>
+          <w:lang w:val="en-US"/>
+        </w:rPr>
+      </w:pPr>
+      <w:r>
+        <w:rPr>
+          <w:bCs/>
+          <w:lang w:val="en-US"/>
+        </w:rPr>
+        <w:t xml:space="preserve">Ut wisi enim ad minim veniam, quis nostrud exerci tation ullamcorper suscipit lobortis nisl ut aliquip ex ea commodo consequat. Duis autem vel eum iriure dolor in hendrerit in vulputate velit esse molestie consequat, vel illum dolore eu feugiat nulla facilisis at vero eros et accumsan et iusto odio dignissim qui blandit praesent luptatum zzril delenit augue duis dolore te feugait nulla facilisi.  </w:t>
+      </w:r>
+    </w:p>
+    <w:p>
+      <w:pPr>
+        <w:rPr>
           <w:b/>
           <w:bCs/>
+          <w:lang w:val="en-US"/>
         </w:rPr>
       </w:pPr>
       <w:r>
         <w:rPr>
           <w:b/>
           <w:bCs/>
-        </w:rPr>
-        <w:t xml:space="preserve">4. Monthly </w:t>
-      </w:r>
-      <w:proofErr w:type="spellStart"/>
-      <w:r>
-        <w:rPr>
-          <w:b/>
-          <w:bCs/>
-        </w:rPr>
-        <w:t>Expenses</w:t>
-      </w:r>
-      <w:proofErr w:type="spellEnd"/>
-      <w:r>
-        <w:rPr>
-          <w:b/>
-          <w:bCs/>
-        </w:rPr>
-        <w:t xml:space="preserve"> and </w:t>
-      </w:r>
-      <w:proofErr w:type="spellStart"/>
-      <w:r>
-        <w:rPr>
-          <w:b/>
-          <w:bCs/>
-        </w:rPr>
-        <w:t>Existing</w:t>
-      </w:r>
-      <w:proofErr w:type="spellEnd"/>
-      <w:r>
-        <w:rPr>
-          <w:b/>
-          <w:bCs/>
-        </w:rPr>
-        <w:t xml:space="preserve"> </w:t>
-      </w:r>
-      <w:proofErr w:type="spellStart"/>
-      <w:r>
-        <w:rPr>
-          <w:b/>
-          <w:bCs/>
-        </w:rPr>
-        <w:t>Obligations</w:t>
-      </w:r>
-      <w:proofErr w:type="spellEnd"/>
+          <w:lang w:val="en-US"/>
+        </w:rPr>
+        <w:t>4. Monthly Expenses and Existing Obligations</w:t>
+      </w:r>
     </w:p>
     <w:tbl>
       <w:tblPr>
@@ -1256,31 +1012,13 @@
                 <w:bCs/>
               </w:rPr>
             </w:pPr>
-            <w:proofErr w:type="spellStart"/>
             <w:r>
               <w:rPr>
                 <w:b/>
                 <w:bCs/>
               </w:rPr>
-              <w:t>Expense</w:t>
-            </w:r>
-            <w:proofErr w:type="spellEnd"/>
-            <w:r>
-              <w:rPr>
-                <w:b/>
-                <w:bCs/>
-              </w:rPr>
-              <w:t xml:space="preserve"> </w:t>
-            </w:r>
-            <w:proofErr w:type="spellStart"/>
-            <w:r>
-              <w:rPr>
-                <w:b/>
-                <w:bCs/>
-              </w:rPr>
-              <w:t>category</w:t>
-            </w:r>
-            <w:proofErr w:type="spellEnd"/>
+              <w:t>Expense category</w:t>
+            </w:r>
           </w:p>
         </w:tc>
         <w:tc>
@@ -1301,257 +1039,174 @@
                 <w:b/>
                 <w:bCs/>
               </w:rPr>
-              <w:t xml:space="preserve">Monthly </w:t>
-            </w:r>
-            <w:proofErr w:type="spellStart"/>
+              <w:t>Monthly amount</w:t>
+            </w:r>
+          </w:p>
+        </w:tc>
+      </w:tr>
+      <w:tr>
+        <w:trPr>
+          <w:tblCellSpacing w:w="15" w:type="dxa"/>
+        </w:trPr>
+        <w:tc>
+          <w:tcPr>
+            <w:tcW w:w="0" w:type="auto"/>
+            <w:vAlign w:val="center"/>
+            <w:hideMark/>
+          </w:tcPr>
+          <w:p>
+            <w:r>
+              <w:t>Rent including utilities</w:t>
+            </w:r>
+          </w:p>
+        </w:tc>
+        <w:tc>
+          <w:tcPr>
+            <w:tcW w:w="0" w:type="auto"/>
+            <w:vAlign w:val="center"/>
+            <w:hideMark/>
+          </w:tcPr>
+          <w:p>
+            <w:r>
+              <w:t>EUR {{RENT_AND_UTILITIES}}</w:t>
+            </w:r>
+          </w:p>
+        </w:tc>
+      </w:tr>
+      <w:tr>
+        <w:trPr>
+          <w:tblCellSpacing w:w="15" w:type="dxa"/>
+        </w:trPr>
+        <w:tc>
+          <w:tcPr>
+            <w:tcW w:w="0" w:type="auto"/>
+            <w:vAlign w:val="center"/>
+            <w:hideMark/>
+          </w:tcPr>
+          <w:p>
+            <w:r>
+              <w:t>Food and household expenses</w:t>
+            </w:r>
+          </w:p>
+        </w:tc>
+        <w:tc>
+          <w:tcPr>
+            <w:tcW w:w="0" w:type="auto"/>
+            <w:vAlign w:val="center"/>
+            <w:hideMark/>
+          </w:tcPr>
+          <w:p>
+            <w:r>
+              <w:t>EUR {{FOOD_AND_HOUSEHOLD}}</w:t>
+            </w:r>
+          </w:p>
+        </w:tc>
+      </w:tr>
+      <w:tr>
+        <w:trPr>
+          <w:tblCellSpacing w:w="15" w:type="dxa"/>
+        </w:trPr>
+        <w:tc>
+          <w:tcPr>
+            <w:tcW w:w="0" w:type="auto"/>
+            <w:vAlign w:val="center"/>
+            <w:hideMark/>
+          </w:tcPr>
+          <w:p>
+            <w:r>
+              <w:t>Transport expenses</w:t>
+            </w:r>
+          </w:p>
+        </w:tc>
+        <w:tc>
+          <w:tcPr>
+            <w:tcW w:w="0" w:type="auto"/>
+            <w:vAlign w:val="center"/>
+            <w:hideMark/>
+          </w:tcPr>
+          <w:p>
+            <w:r>
+              <w:t>EUR {{TRANSPORT_EXPENSES}}</w:t>
+            </w:r>
+          </w:p>
+        </w:tc>
+      </w:tr>
+      <w:tr>
+        <w:trPr>
+          <w:tblCellSpacing w:w="15" w:type="dxa"/>
+        </w:trPr>
+        <w:tc>
+          <w:tcPr>
+            <w:tcW w:w="0" w:type="auto"/>
+            <w:vAlign w:val="center"/>
+            <w:hideMark/>
+          </w:tcPr>
+          <w:p>
+            <w:r>
+              <w:t>Insurance expenses</w:t>
+            </w:r>
+          </w:p>
+        </w:tc>
+        <w:tc>
+          <w:tcPr>
+            <w:tcW w:w="0" w:type="auto"/>
+            <w:vAlign w:val="center"/>
+            <w:hideMark/>
+          </w:tcPr>
+          <w:p>
+            <w:r>
+              <w:t>EUR {{INSURANCE_EXPENSES}}</w:t>
+            </w:r>
+          </w:p>
+        </w:tc>
+      </w:tr>
+      <w:tr>
+        <w:trPr>
+          <w:tblCellSpacing w:w="15" w:type="dxa"/>
+        </w:trPr>
+        <w:tc>
+          <w:tcPr>
+            <w:tcW w:w="0" w:type="auto"/>
+            <w:vAlign w:val="center"/>
+            <w:hideMark/>
+          </w:tcPr>
+          <w:p>
+            <w:r>
+              <w:t>Existing personal loan payment</w:t>
+            </w:r>
+          </w:p>
+        </w:tc>
+        <w:tc>
+          <w:tcPr>
+            <w:tcW w:w="0" w:type="auto"/>
+            <w:vAlign w:val="center"/>
+            <w:hideMark/>
+          </w:tcPr>
+          <w:p>
+            <w:r>
+              <w:t>EUR {{EXISTING_LOAN_PAYMENT}}</w:t>
+            </w:r>
+          </w:p>
+        </w:tc>
+      </w:tr>
+      <w:tr>
+        <w:trPr>
+          <w:tblCellSpacing w:w="15" w:type="dxa"/>
+        </w:trPr>
+        <w:tc>
+          <w:tcPr>
+            <w:tcW w:w="0" w:type="auto"/>
+            <w:vAlign w:val="center"/>
+            <w:hideMark/>
+          </w:tcPr>
+          <w:p>
             <w:r>
               <w:rPr>
                 <w:b/>
                 <w:bCs/>
               </w:rPr>
-              <w:t>amount</w:t>
-            </w:r>
-            <w:proofErr w:type="spellEnd"/>
-          </w:p>
-        </w:tc>
-      </w:tr>
-      <w:tr>
-        <w:trPr>
-          <w:tblCellSpacing w:w="15" w:type="dxa"/>
-        </w:trPr>
-        <w:tc>
-          <w:tcPr>
-            <w:tcW w:w="0" w:type="auto"/>
-            <w:vAlign w:val="center"/>
-            <w:hideMark/>
-          </w:tcPr>
-          <w:p>
-            <w:r>
-              <w:t xml:space="preserve">Rent </w:t>
-            </w:r>
-            <w:proofErr w:type="spellStart"/>
-            <w:r>
-              <w:t>including</w:t>
-            </w:r>
-            <w:proofErr w:type="spellEnd"/>
-            <w:r>
-              <w:t xml:space="preserve"> utilities</w:t>
-            </w:r>
-          </w:p>
-        </w:tc>
-        <w:tc>
-          <w:tcPr>
-            <w:tcW w:w="0" w:type="auto"/>
-            <w:vAlign w:val="center"/>
-            <w:hideMark/>
-          </w:tcPr>
-          <w:p>
-            <w:r>
-              <w:t>EUR {{RENT_AND_UTILITIES}}</w:t>
-            </w:r>
-          </w:p>
-        </w:tc>
-      </w:tr>
-      <w:tr>
-        <w:trPr>
-          <w:tblCellSpacing w:w="15" w:type="dxa"/>
-        </w:trPr>
-        <w:tc>
-          <w:tcPr>
-            <w:tcW w:w="0" w:type="auto"/>
-            <w:vAlign w:val="center"/>
-            <w:hideMark/>
-          </w:tcPr>
-          <w:p>
-            <w:r>
-              <w:t xml:space="preserve">Food and </w:t>
-            </w:r>
-            <w:proofErr w:type="spellStart"/>
-            <w:r>
-              <w:t>household</w:t>
-            </w:r>
-            <w:proofErr w:type="spellEnd"/>
-            <w:r>
-              <w:t xml:space="preserve"> </w:t>
-            </w:r>
-            <w:proofErr w:type="spellStart"/>
-            <w:r>
-              <w:t>expenses</w:t>
-            </w:r>
-            <w:proofErr w:type="spellEnd"/>
-          </w:p>
-        </w:tc>
-        <w:tc>
-          <w:tcPr>
-            <w:tcW w:w="0" w:type="auto"/>
-            <w:vAlign w:val="center"/>
-            <w:hideMark/>
-          </w:tcPr>
-          <w:p>
-            <w:r>
-              <w:t>EUR {{FOOD_AND_HOUSEHOLD}}</w:t>
-            </w:r>
-          </w:p>
-        </w:tc>
-      </w:tr>
-      <w:tr>
-        <w:trPr>
-          <w:tblCellSpacing w:w="15" w:type="dxa"/>
-        </w:trPr>
-        <w:tc>
-          <w:tcPr>
-            <w:tcW w:w="0" w:type="auto"/>
-            <w:vAlign w:val="center"/>
-            <w:hideMark/>
-          </w:tcPr>
-          <w:p>
-            <w:r>
-              <w:t xml:space="preserve">Transport </w:t>
-            </w:r>
-            <w:proofErr w:type="spellStart"/>
-            <w:r>
-              <w:t>expenses</w:t>
-            </w:r>
-            <w:proofErr w:type="spellEnd"/>
-          </w:p>
-        </w:tc>
-        <w:tc>
-          <w:tcPr>
-            <w:tcW w:w="0" w:type="auto"/>
-            <w:vAlign w:val="center"/>
-            <w:hideMark/>
-          </w:tcPr>
-          <w:p>
-            <w:r>
-              <w:t>EUR {{TRANSPORT_EXPENSES}}</w:t>
-            </w:r>
-          </w:p>
-        </w:tc>
-      </w:tr>
-      <w:tr>
-        <w:trPr>
-          <w:tblCellSpacing w:w="15" w:type="dxa"/>
-        </w:trPr>
-        <w:tc>
-          <w:tcPr>
-            <w:tcW w:w="0" w:type="auto"/>
-            <w:vAlign w:val="center"/>
-            <w:hideMark/>
-          </w:tcPr>
-          <w:p>
-            <w:r>
-              <w:t xml:space="preserve">Insurance </w:t>
-            </w:r>
-            <w:proofErr w:type="spellStart"/>
-            <w:r>
-              <w:t>expenses</w:t>
-            </w:r>
-            <w:proofErr w:type="spellEnd"/>
-          </w:p>
-        </w:tc>
-        <w:tc>
-          <w:tcPr>
-            <w:tcW w:w="0" w:type="auto"/>
-            <w:vAlign w:val="center"/>
-            <w:hideMark/>
-          </w:tcPr>
-          <w:p>
-            <w:r>
-              <w:t>EUR {{INSURANCE_EXPENSES}}</w:t>
-            </w:r>
-          </w:p>
-        </w:tc>
-      </w:tr>
-      <w:tr>
-        <w:trPr>
-          <w:tblCellSpacing w:w="15" w:type="dxa"/>
-        </w:trPr>
-        <w:tc>
-          <w:tcPr>
-            <w:tcW w:w="0" w:type="auto"/>
-            <w:vAlign w:val="center"/>
-            <w:hideMark/>
-          </w:tcPr>
-          <w:p>
-            <w:proofErr w:type="spellStart"/>
-            <w:r>
-              <w:t>Existing</w:t>
-            </w:r>
-            <w:proofErr w:type="spellEnd"/>
-            <w:r>
-              <w:t xml:space="preserve"> personal </w:t>
-            </w:r>
-            <w:proofErr w:type="spellStart"/>
-            <w:r>
-              <w:t>loan</w:t>
-            </w:r>
-            <w:proofErr w:type="spellEnd"/>
-            <w:r>
-              <w:t xml:space="preserve"> </w:t>
-            </w:r>
-            <w:proofErr w:type="spellStart"/>
-            <w:r>
-              <w:t>payment</w:t>
-            </w:r>
-            <w:proofErr w:type="spellEnd"/>
-          </w:p>
-        </w:tc>
-        <w:tc>
-          <w:tcPr>
-            <w:tcW w:w="0" w:type="auto"/>
-            <w:vAlign w:val="center"/>
-            <w:hideMark/>
-          </w:tcPr>
-          <w:p>
-            <w:r>
-              <w:t>EUR {{EXISTING_LOAN_PAYMENT}}</w:t>
-            </w:r>
-          </w:p>
-        </w:tc>
-      </w:tr>
-      <w:tr>
-        <w:trPr>
-          <w:tblCellSpacing w:w="15" w:type="dxa"/>
-        </w:trPr>
-        <w:tc>
-          <w:tcPr>
-            <w:tcW w:w="0" w:type="auto"/>
-            <w:vAlign w:val="center"/>
-            <w:hideMark/>
-          </w:tcPr>
-          <w:p>
-            <w:r>
-              <w:rPr>
-                <w:b/>
-                <w:bCs/>
-              </w:rPr>
-              <w:t xml:space="preserve">Total </w:t>
-            </w:r>
-            <w:proofErr w:type="spellStart"/>
-            <w:r>
-              <w:rPr>
-                <w:b/>
-                <w:bCs/>
-              </w:rPr>
-              <w:t>monthly</w:t>
-            </w:r>
-            <w:proofErr w:type="spellEnd"/>
-            <w:r>
-              <w:rPr>
-                <w:b/>
-                <w:bCs/>
-              </w:rPr>
-              <w:t xml:space="preserve"> </w:t>
-            </w:r>
-            <w:proofErr w:type="spellStart"/>
-            <w:r>
-              <w:rPr>
-                <w:b/>
-                <w:bCs/>
-              </w:rPr>
-              <w:t>expenses</w:t>
-            </w:r>
-            <w:proofErr w:type="spellEnd"/>
+              <w:t>Total monthly expenses</w:t>
+            </w:r>
           </w:p>
         </w:tc>
         <w:tc>
@@ -1575,7 +1230,7 @@
     <w:p>
       <w:r>
         <w:pict w14:anchorId="46DE3D7B">
-          <v:rect id="_x0000_i1083" style="width:0;height:1.5pt" o:hralign="center" o:hrstd="t" o:hr="t" fillcolor="#a0a0a0" stroked="f"/>
+          <v:rect id="_x0000_i1029" style="width:0;height:1.5pt" o:hralign="center" o:hrstd="t" o:hr="t" fillcolor="#a0a0a0" stroked="f"/>
         </w:pict>
       </w:r>
     </w:p>
@@ -1591,6 +1246,22 @@
           <w:b/>
           <w:bCs/>
         </w:rPr>
+        <w:br w:type="page"/>
+      </w:r>
+    </w:p>
+    <w:p>
+      <w:pPr>
+        <w:rPr>
+          <w:b/>
+          <w:bCs/>
+        </w:rPr>
+      </w:pPr>
+      <w:r>
+        <w:rPr>
+          <w:b/>
+          <w:bCs/>
+        </w:rPr>
+        <w:lastRenderedPageBreak/>
         <w:t>5. Bank Account Information</w:t>
       </w:r>
     </w:p>
@@ -1655,17 +1326,8 @@
                 <w:b/>
                 <w:bCs/>
               </w:rPr>
-              <w:t xml:space="preserve">Bank </w:t>
-            </w:r>
-            <w:proofErr w:type="spellStart"/>
-            <w:r>
-              <w:rPr>
-                <w:b/>
-                <w:bCs/>
-              </w:rPr>
-              <w:t>information</w:t>
-            </w:r>
-            <w:proofErr w:type="spellEnd"/>
+              <w:t>Bank information</w:t>
+            </w:r>
           </w:p>
         </w:tc>
       </w:tr>
@@ -1768,7 +1430,7 @@
     <w:p>
       <w:r>
         <w:pict w14:anchorId="56E9836E">
-          <v:rect id="_x0000_i1084" style="width:0;height:1.5pt" o:hralign="center" o:hrstd="t" o:hr="t" fillcolor="#a0a0a0" stroked="f"/>
+          <v:rect id="_x0000_i1030" style="width:0;height:1.5pt" o:hralign="center" o:hrstd="t" o:hr="t" fillcolor="#a0a0a0" stroked="f"/>
         </w:pict>
       </w:r>
     </w:p>
@@ -1784,33 +1446,8 @@
           <w:b/>
           <w:bCs/>
         </w:rPr>
-        <w:t xml:space="preserve">6. </w:t>
-      </w:r>
-      <w:proofErr w:type="spellStart"/>
-      <w:r>
-        <w:rPr>
-          <w:b/>
-          <w:bCs/>
-        </w:rPr>
-        <w:t>Existing</w:t>
-      </w:r>
-      <w:proofErr w:type="spellEnd"/>
-      <w:r>
-        <w:rPr>
-          <w:b/>
-          <w:bCs/>
-        </w:rPr>
-        <w:t xml:space="preserve"> </w:t>
-      </w:r>
-      <w:proofErr w:type="spellStart"/>
-      <w:r>
-        <w:rPr>
-          <w:b/>
-          <w:bCs/>
-        </w:rPr>
-        <w:t>Liabilities</w:t>
-      </w:r>
-      <w:proofErr w:type="spellEnd"/>
+        <w:t>6. Existing Liabilities</w:t>
+      </w:r>
     </w:p>
     <w:tbl>
       <w:tblPr>
@@ -1846,7 +1483,6 @@
                 <w:bCs/>
               </w:rPr>
             </w:pPr>
-            <w:proofErr w:type="spellStart"/>
             <w:r>
               <w:rPr>
                 <w:b/>
@@ -1854,7 +1490,6 @@
               </w:rPr>
               <w:t>Liability</w:t>
             </w:r>
-            <w:proofErr w:type="spellEnd"/>
           </w:p>
         </w:tc>
         <w:tc>
@@ -1875,44 +1510,25 @@
                 <w:b/>
                 <w:bCs/>
               </w:rPr>
-              <w:t xml:space="preserve">Outstanding </w:t>
-            </w:r>
-            <w:proofErr w:type="spellStart"/>
-            <w:r>
-              <w:rPr>
-                <w:b/>
-                <w:bCs/>
-              </w:rPr>
-              <w:t>balance</w:t>
-            </w:r>
-            <w:proofErr w:type="spellEnd"/>
-          </w:p>
-        </w:tc>
-      </w:tr>
-      <w:tr>
-        <w:trPr>
-          <w:tblCellSpacing w:w="15" w:type="dxa"/>
-        </w:trPr>
-        <w:tc>
-          <w:tcPr>
-            <w:tcW w:w="0" w:type="auto"/>
-            <w:vAlign w:val="center"/>
-            <w:hideMark/>
-          </w:tcPr>
-          <w:p>
-            <w:proofErr w:type="spellStart"/>
-            <w:r>
-              <w:t>Existing</w:t>
-            </w:r>
-            <w:proofErr w:type="spellEnd"/>
-            <w:r>
-              <w:t xml:space="preserve"> personal </w:t>
-            </w:r>
-            <w:proofErr w:type="spellStart"/>
-            <w:r>
-              <w:t>loan</w:t>
-            </w:r>
-            <w:proofErr w:type="spellEnd"/>
+              <w:t>Outstanding balance</w:t>
+            </w:r>
+          </w:p>
+        </w:tc>
+      </w:tr>
+      <w:tr>
+        <w:trPr>
+          <w:tblCellSpacing w:w="15" w:type="dxa"/>
+        </w:trPr>
+        <w:tc>
+          <w:tcPr>
+            <w:tcW w:w="0" w:type="auto"/>
+            <w:vAlign w:val="center"/>
+            <w:hideMark/>
+          </w:tcPr>
+          <w:p>
+            <w:r>
+              <w:t>Existing personal loan</w:t>
+            </w:r>
           </w:p>
         </w:tc>
         <w:tc>
@@ -1939,27 +1555,9 @@
             <w:hideMark/>
           </w:tcPr>
           <w:p>
-            <w:proofErr w:type="spellStart"/>
-            <w:r>
-              <w:t>Credit</w:t>
-            </w:r>
-            <w:proofErr w:type="spellEnd"/>
-            <w:r>
-              <w:t xml:space="preserve"> </w:t>
-            </w:r>
-            <w:proofErr w:type="spellStart"/>
-            <w:r>
-              <w:t>card</w:t>
-            </w:r>
-            <w:proofErr w:type="spellEnd"/>
-            <w:r>
-              <w:t xml:space="preserve"> </w:t>
-            </w:r>
-            <w:proofErr w:type="spellStart"/>
-            <w:r>
-              <w:t>balance</w:t>
-            </w:r>
-            <w:proofErr w:type="spellEnd"/>
+            <w:r>
+              <w:t>Credit card balance</w:t>
+            </w:r>
           </w:p>
         </w:tc>
         <w:tc>
@@ -1979,7 +1577,7 @@
     <w:p>
       <w:r>
         <w:pict w14:anchorId="5763F471">
-          <v:rect id="_x0000_i1085" style="width:0;height:1.5pt" o:hralign="center" o:hrstd="t" o:hr="t" fillcolor="#a0a0a0" stroked="f"/>
+          <v:rect id="_x0000_i1031" style="width:0;height:1.5pt" o:hralign="center" o:hrstd="t" o:hr="t" fillcolor="#a0a0a0" stroked="f"/>
         </w:pict>
       </w:r>
     </w:p>
@@ -2044,12 +1642,6 @@
           <w:lang w:val="en-US"/>
         </w:rPr>
         <w:br/>
-      </w:r>
-      <w:r>
-        <w:rPr>
-          <w:lang w:val="en-US"/>
-        </w:rPr>
-        <w:lastRenderedPageBreak/>
         <w:t>☐ Employment confirmation</w:t>
       </w:r>
       <w:r>
@@ -2063,25 +1655,149 @@
     <w:p>
       <w:r>
         <w:pict w14:anchorId="30A578F4">
-          <v:rect id="_x0000_i1086" style="width:0;height:1.5pt" o:hralign="center" o:hrstd="t" o:hr="t" fillcolor="#a0a0a0" stroked="f"/>
+          <v:rect id="_x0000_i1032" style="width:0;height:1.5pt" o:hralign="center" o:hrstd="t" o:hr="t" fillcolor="#a0a0a0" stroked="f"/>
         </w:pict>
       </w:r>
     </w:p>
     <w:p>
       <w:pPr>
         <w:rPr>
+          <w:bCs/>
+          <w:lang w:val="en-US"/>
+        </w:rPr>
+      </w:pPr>
+      <w:r>
+        <w:rPr>
+          <w:bCs/>
+          <w:lang w:val="en-US"/>
+        </w:rPr>
+        <w:t xml:space="preserve">Lorem ipsum dolor sit amet, consetetur sadipscing elitr, sed diam nonumy eirmod tempor invidunt ut labore et dolore magna aliquyam erat, sed diam voluptua. At vero eos et accusam et justo duo dolores et ea rebum. Stet clita kasd gubergren, no sea takimata sanctus est Lorem ipsum dolor sit amet. Lorem ipsum dolor sit amet, consetetur sadipscing elitr, sed diam nonumy eirmod tempor invidunt ut labore et dolore magna aliquyam erat, sed diam voluptua. At vero eos et accusam et justo duo dolores et ea rebum. Stet clita kasd gubergren, no sea takimata sanctus est Lorem ipsum dolor sit amet. Lorem ipsum dolor sit amet, consetetur sadipscing elitr, sed diam nonumy eirmod tempor invidunt ut labore et dolore magna aliquyam erat, sed diam voluptua. At vero eos et accusam et justo duo dolores et ea rebum. Stet clita kasd gubergren, no sea takimata sanctus est Lorem ipsum dolor sit amet.  </w:t>
+      </w:r>
+    </w:p>
+    <w:p>
+      <w:pPr>
+        <w:rPr>
+          <w:lang w:val="en-US"/>
+        </w:rPr>
+      </w:pPr>
+      <w:r>
+        <w:rPr>
+          <w:lang w:val="en-US"/>
+        </w:rPr>
+        <w:t xml:space="preserve">Lorem ipsum dolor sit amet, consetetur sadipscing elitr, sed diam nonumy eirmod tempor invidunt ut labore et dolore magna aliquyam erat, sed diam voluptua. At vero eos et accusam et justo duo dolores et ea rebum. Stet clita kasd gubergren, no sea takimata sanctus est Lorem ipsum dolor sit amet. Lorem ipsum dolor sit amet, consetetur sadipscing elitr, sed diam nonumy eirmod tempor invidunt ut labore et dolore magna aliquyam erat, sed diam voluptua. At vero eos et accusam et justo duo dolores et ea rebum. Stet clita kasd gubergren, no sea takimata sanctus est Lorem ipsum dolor sit amet. Lorem ipsum dolor sit amet, consetetur sadipscing elitr, sed diam nonumy eirmod tempor invidunt ut labore et dolore magna aliquyam erat, sed diam </w:t>
+      </w:r>
+      <w:r>
+        <w:rPr>
+          <w:lang w:val="en-US"/>
+        </w:rPr>
+        <w:lastRenderedPageBreak/>
+        <w:t xml:space="preserve">voluptua. At vero eos et accusam et justo duo dolores et ea rebum. Stet clita kasd gubergren, no sea takimata sanctus est Lorem ipsum dolor sit amet.  </w:t>
+      </w:r>
+    </w:p>
+    <w:p>
+      <w:pPr>
+        <w:rPr>
           <w:b/>
-          <w:bCs/>
           <w:lang w:val="en-US"/>
         </w:rPr>
       </w:pPr>
       <w:r>
         <w:rPr>
           <w:b/>
-          <w:bCs/>
-          <w:lang w:val="en-US"/>
-        </w:rPr>
-        <w:t>8. Applicant Declaration</w:t>
+          <w:lang w:val="en-US"/>
+        </w:rPr>
+        <w:t>8</w:t>
+      </w:r>
+      <w:r>
+        <w:rPr>
+          <w:b/>
+          <w:lang w:val="en-US"/>
+        </w:rPr>
+        <w:t xml:space="preserve">. Lorem ipsum </w:t>
+      </w:r>
+      <w:r>
+        <w:rPr>
+          <w:b/>
+          <w:lang w:val="en-US"/>
+        </w:rPr>
+        <w:t>maximus</w:t>
+      </w:r>
+    </w:p>
+    <w:p>
+      <w:pPr>
+        <w:rPr>
+          <w:lang w:val="en-US"/>
+        </w:rPr>
+      </w:pPr>
+      <w:r>
+        <w:rPr>
+          <w:lang w:val="en-US"/>
+        </w:rPr>
+        <w:t xml:space="preserve">Duis autem vel eum iriure dolor in hendrerit in vulputate velit esse molestie consequat, vel illum dolore eu feugiat nulla facilisis at vero eros et accumsan et iusto odio dignissim qui blandit praesent luptatum zzril delenit augue duis dolore te feugait nulla facilisi. </w:t>
+      </w:r>
+    </w:p>
+    <w:p>
+      <w:pPr>
+        <w:rPr>
+          <w:lang w:val="en-US"/>
+        </w:rPr>
+      </w:pPr>
+      <w:r>
+        <w:rPr>
+          <w:lang w:val="en-US"/>
+        </w:rPr>
+        <w:t xml:space="preserve">Ut wisi enim ad minim veniam, quis nostrud exerci tation ullamcorper suscipit lobortis nisl ut aliquip ex ea commodo consequat. Duis autem vel eum iriure dolor in hendrerit in vulputate velit esse molestie consequat, vel illum dolore eu feugiat nulla facilisis at vero eros et accumsan et iusto odio dignissim qui blandit praesent luptatum zzril delenit augue duis dolore te feugait nulla facilisi.  </w:t>
+      </w:r>
+    </w:p>
+    <w:p>
+      <w:pPr>
+        <w:rPr>
+          <w:lang w:val="en-US"/>
+        </w:rPr>
+      </w:pPr>
+      <w:r>
+        <w:rPr>
+          <w:lang w:val="en-US"/>
+        </w:rPr>
+        <w:t xml:space="preserve">Nam liber tempor cum soluta nobis eleifend option congue nihil imperdiet doming id quod mazim placerat facer possim assum. Lorem ipsum dolor sit amet, consectetuer adipiscing elit, sed diam nonummy nibh euismod tincidunt ut laoreet dolore magna aliquam erat volutpat. Ut wisi enim ad minim veniam, quis nostrud exerci tation ullamcorper suscipit lobortis nisl ut aliquip ex ea commodo consequat. Duis autem vel eum iriure dolor in hendrerit in vulputate velit esse molestie consequat, vel illum dolore eu feugiat nulla facilisis.   </w:t>
+      </w:r>
+    </w:p>
+    <w:p>
+      <w:pPr>
+        <w:rPr>
+          <w:lang w:val="en-US"/>
+        </w:rPr>
+      </w:pPr>
+      <w:r>
+        <w:rPr>
+          <w:lang w:val="en-US"/>
+        </w:rPr>
+        <w:t xml:space="preserve">At vero eos et accusam et justo duo dolores et ea rebum. Stet clita kasd gubergren, no sea takimata sanctus est Lorem ipsum dolor sit amet. Lorem ipsum dolor sit amet, consetetur sadipscing elitr, sed diam nonumy eirmod tempor invidunt ut labore et dolore magna aliquyam erat, sed diam voluptua. At vero eos et accusam et justo duo dolores et ea rebum. Stet clita kasd gubergren, no sea takimata sanctus est Lorem ipsum dolor sit amet. Lorem ipsum dolor sit amet, consetetur sadipscing elitr, At accusam aliquyam diam diam dolore dolores duo eirmod eos erat, et nonumy sed tempor et et invidunt justo labore Stet clita ea et gubergren, kasd magna no rebum. sanctus sea sed takimata ut vero voluptua. est Lorem ipsum dolor sit amet. Lorem ipsum dolor sit amet, consetetur sadipscing elitr, sed diam </w:t>
+      </w:r>
+    </w:p>
+    <w:p>
+      <w:pPr>
+        <w:rPr>
+          <w:b/>
+          <w:bCs/>
+          <w:lang w:val="en-US"/>
+        </w:rPr>
+      </w:pPr>
+      <w:r>
+        <w:rPr>
+          <w:b/>
+          <w:bCs/>
+          <w:lang w:val="en-US"/>
+        </w:rPr>
+        <w:t>9</w:t>
+      </w:r>
+      <w:r>
+        <w:rPr>
+          <w:b/>
+          <w:bCs/>
+          <w:lang w:val="en-US"/>
+        </w:rPr>
+        <w:t>. Applicant Declaration</w:t>
       </w:r>
     </w:p>
     <w:p>
@@ -2130,6 +1846,13 @@
           <w:lang w:val="en-US"/>
         </w:rPr>
       </w:pPr>
+    </w:p>
+    <w:p>
+      <w:pPr>
+        <w:rPr>
+          <w:lang w:val="en-US"/>
+        </w:rPr>
+      </w:pPr>
       <w:r>
         <w:rPr>
           <w:lang w:val="en-US"/>
@@ -2147,29 +1870,95 @@
         <w:rPr>
           <w:lang w:val="en-US"/>
         </w:rPr>
-        <w:t>Applicant signature: __________________________</w:t>
-      </w:r>
-    </w:p>
-    <w:p>
-      <w:r>
-        <w:pict w14:anchorId="571E03AD">
-          <v:rect id="_x0000_i1087" style="width:0;height:1.5pt" o:hralign="center" o:hrstd="t" o:hr="t" fillcolor="#a0a0a0" stroked="f"/>
-        </w:pict>
-      </w:r>
-    </w:p>
-    <w:p>
-      <w:pPr>
-        <w:rPr>
-          <w:lang w:val="en-US"/>
-        </w:rPr>
-      </w:pPr>
-      <w:r>
-        <w:rPr>
-          <w:b/>
-          <w:bCs/>
-          <w:lang w:val="en-US"/>
-        </w:rPr>
-        <w:t>Synthetic test document — not valid for financial transactions</w:t>
+        <w:t xml:space="preserve">Applicant signature: </w:t>
+      </w:r>
+    </w:p>
+    <w:p>
+      <w:pPr>
+        <w:rPr>
+          <w:lang w:val="en-US"/>
+        </w:rPr>
+      </w:pPr>
+      <w:r>
+        <w:rPr>
+          <w:noProof/>
+          <w:lang w:val="en-US"/>
+        </w:rPr>
+        <mc:AlternateContent>
+          <mc:Choice Requires="wps">
+            <w:drawing>
+              <wp:anchor distT="0" distB="0" distL="114300" distR="114300" simplePos="0" relativeHeight="251659264" behindDoc="0" locked="0" layoutInCell="1" allowOverlap="1" wp14:anchorId="5C45C460" wp14:editId="1C15B69C">
+                <wp:simplePos x="0" y="0"/>
+                <wp:positionH relativeFrom="column">
+                  <wp:posOffset>22225</wp:posOffset>
+                </wp:positionH>
+                <wp:positionV relativeFrom="paragraph">
+                  <wp:posOffset>6985</wp:posOffset>
+                </wp:positionV>
+                <wp:extent cx="2159635" cy="719455"/>
+                <wp:effectExtent l="0" t="0" r="12065" b="23495"/>
+                <wp:wrapNone/>
+                <wp:docPr id="258419532" name="Rechteck 1"/>
+                <wp:cNvGraphicFramePr/>
+                <a:graphic xmlns:a="http://schemas.openxmlformats.org/drawingml/2006/main">
+                  <a:graphicData uri="http://schemas.microsoft.com/office/word/2010/wordprocessingShape">
+                    <wps:wsp>
+                      <wps:cNvSpPr/>
+                      <wps:spPr>
+                        <a:xfrm>
+                          <a:off x="0" y="0"/>
+                          <a:ext cx="2159635" cy="719455"/>
+                        </a:xfrm>
+                        <a:prstGeom prst="rect">
+                          <a:avLst/>
+                        </a:prstGeom>
+                        <a:solidFill>
+                          <a:schemeClr val="bg1"/>
+                        </a:solidFill>
+                        <a:ln>
+                          <a:solidFill>
+                            <a:schemeClr val="tx1"/>
+                          </a:solidFill>
+                        </a:ln>
+                      </wps:spPr>
+                      <wps:style>
+                        <a:lnRef idx="2">
+                          <a:schemeClr val="accent6"/>
+                        </a:lnRef>
+                        <a:fillRef idx="1">
+                          <a:schemeClr val="lt1"/>
+                        </a:fillRef>
+                        <a:effectRef idx="0">
+                          <a:schemeClr val="accent6"/>
+                        </a:effectRef>
+                        <a:fontRef idx="minor">
+                          <a:schemeClr val="dk1"/>
+                        </a:fontRef>
+                      </wps:style>
+                      <wps:bodyPr rot="0" spcFirstLastPara="0" vertOverflow="overflow" horzOverflow="overflow" vert="horz" wrap="square" lIns="91440" tIns="45720" rIns="91440" bIns="45720" numCol="1" spcCol="0" rtlCol="0" fromWordArt="0" anchor="ctr" anchorCtr="0" forceAA="0" compatLnSpc="1">
+                        <a:prstTxWarp prst="textNoShape">
+                          <a:avLst/>
+                        </a:prstTxWarp>
+                        <a:noAutofit/>
+                      </wps:bodyPr>
+                    </wps:wsp>
+                  </a:graphicData>
+                </a:graphic>
+                <wp14:sizeRelH relativeFrom="margin">
+                  <wp14:pctWidth>0</wp14:pctWidth>
+                </wp14:sizeRelH>
+                <wp14:sizeRelV relativeFrom="margin">
+                  <wp14:pctHeight>0</wp14:pctHeight>
+                </wp14:sizeRelV>
+              </wp:anchor>
+            </w:drawing>
+          </mc:Choice>
+          <mc:Fallback>
+            <w:pict>
+              <v:rect w14:anchorId="62D4524F" id="Rechteck 1" o:spid="_x0000_s1026" style="position:absolute;margin-left:1.75pt;margin-top:.55pt;width:170.05pt;height:56.65pt;z-index:251659264;visibility:visible;mso-wrap-style:square;mso-width-percent:0;mso-height-percent:0;mso-wrap-distance-left:9pt;mso-wrap-distance-top:0;mso-wrap-distance-right:9pt;mso-wrap-distance-bottom:0;mso-position-horizontal:absolute;mso-position-horizontal-relative:text;mso-position-vertical:absolute;mso-position-vertical-relative:text;mso-width-percent:0;mso-height-percent:0;mso-width-relative:margin;mso-height-relative:margin;v-text-anchor:middle" o:gfxdata="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" fillcolor="white [3212]" strokecolor="black [3213]" strokeweight="1pt"/>
+            </w:pict>
+          </mc:Fallback>
+        </mc:AlternateContent>
       </w:r>
     </w:p>
     <w:p>
@@ -2180,6 +1969,7 @@
       </w:pPr>
     </w:p>
     <w:sectPr>
+      <w:footerReference w:type="default" r:id="rId6"/>
       <w:pgSz w:w="11906" w:h="16838"/>
       <w:pgMar w:top="1417" w:right="1417" w:bottom="1134" w:left="1417" w:header="708" w:footer="708" w:gutter="0"/>
       <w:cols w:space="708"/>
@@ -2187,6 +1977,84 @@
     </w:sectPr>
   </w:body>
 </w:document>
+</file>
+
+<file path=word/endnotes.xml><?xml version="1.0" encoding="utf-8"?>
+<w:endnotes xmlns:wpc="http://schemas.microsoft.com/office/word/2010/wordprocessingCanvas" xmlns:cx="http://schemas.microsoft.com/office/drawing/2014/chartex" xmlns:cx1="http://schemas.microsoft.com/office/drawing/2015/9/8/chartex" xmlns:cx2="http://schemas.microsoft.com/office/drawing/2015/10/21/chartex" xmlns:cx3="http://schemas.microsoft.com/office/drawing/2016/5/9/chartex" xmlns:cx4="http://schemas.microsoft.com/office/drawing/2016/5/10/chartex" xmlns:cx5="http://schemas.microsoft.com/office/drawing/2016/5/11/chartex" xmlns:cx6="http://schemas.microsoft.com/office/drawing/2016/5/12/chartex" xmlns:cx7="http://schemas.microsoft.com/office/drawing/2016/5/13/chartex" xmlns:cx8="http://schemas.microsoft.com/office/drawing/2016/5/14/chartex" xmlns:mc="http://schemas.openxmlformats.org/markup-compatibility/2006" xmlns:aink="http://schemas.microsoft.com/office/drawing/2016/ink" xmlns:am3d="http://schemas.microsoft.com/office/drawing/2017/model3d" xmlns:o="urn:schemas-microsoft-com:office:office" xmlns:oel="http://schemas.microsoft.com/office/2019/extlst" xmlns:r="http://schemas.openxmlformats.org/officeDocument/2006/relationships" xmlns:m="http://schemas.openxmlformats.org/officeDocument/2006/math" xmlns:v="urn:schemas-microsoft-com:vml" xmlns:wp14="http://schemas.microsoft.com/office/word/2010/wordprocessingDrawing" xmlns:wp="http://schemas.openxmlformats.org/drawingml/2006/wordprocessingDrawing" xmlns:w10="urn:schemas-microsoft-com:office:word" xmlns:w="http://schemas.openxmlformats.org/wordprocessingml/2006/main" xmlns:w14="http://schemas.microsoft.com/office/word/2010/wordml" xmlns:w15="http://schemas.microsoft.com/office/word/2012/wordml" xmlns:w16cex="http://schemas.microsoft.com/office/word/2018/wordml/cex" xmlns:w16cid="http://schemas.microsoft.com/office/word/2016/wordml/cid" xmlns:w16="http://schemas.microsoft.com/office/word/2018/wordml" xmlns:w16du="http://schemas.microsoft.com/office/word/2023/wordml/word16du" xmlns:w16sdtdh="http://schemas.microsoft.com/office/word/2020/wordml/sdtdatahash" xmlns:w16sdtfl="http://schemas.microsoft.com/office/word/2024/wordml/sdtformatlock" xmlns:w16se="http://schemas.microsoft.com/office/word/2015/wordml/symex" xmlns:wpg="http://schemas.microsoft.com/office/word/2010/wordprocessingGroup" xmlns:wpi="http://schemas.microsoft.com/office/word/2010/wordprocessingInk" xmlns:wne="http://schemas.microsoft.com/office/word/2006/wordml" xmlns:wps="http://schemas.microsoft.com/office/word/2010/wordprocessingShape" mc:Ignorable="w14 w15 w16se w16cid w16 w16cex w16sdtdh w16sdtfl w16du wp14">
+  <w:endnote w:type="separator" w:id="-1">
+    <w:p>
+      <w:pPr>
+        <w:spacing w:after="0" w:line="240" w:lineRule="auto"/>
+      </w:pPr>
+      <w:r>
+        <w:separator/>
+      </w:r>
+    </w:p>
+  </w:endnote>
+  <w:endnote w:type="continuationSeparator" w:id="0">
+    <w:p>
+      <w:pPr>
+        <w:spacing w:after="0" w:line="240" w:lineRule="auto"/>
+      </w:pPr>
+      <w:r>
+        <w:continuationSeparator/>
+      </w:r>
+    </w:p>
+  </w:endnote>
+</w:endnotes>
+</file>
+
+<file path=word/footer1.xml><?xml version="1.0" encoding="utf-8"?>
+<w:ftr xmlns:wpc="http://schemas.microsoft.com/office/word/2010/wordprocessingCanvas" xmlns:cx="http://schemas.microsoft.com/office/drawing/2014/chartex" xmlns:cx1="http://schemas.microsoft.com/office/drawing/2015/9/8/chartex" xmlns:cx2="http://schemas.microsoft.com/office/drawing/2015/10/21/chartex" xmlns:cx3="http://schemas.microsoft.com/office/drawing/2016/5/9/chartex" xmlns:cx4="http://schemas.microsoft.com/office/drawing/2016/5/10/chartex" xmlns:cx5="http://schemas.microsoft.com/office/drawing/2016/5/11/chartex" xmlns:cx6="http://schemas.microsoft.com/office/drawing/2016/5/12/chartex" xmlns:cx7="http://schemas.microsoft.com/office/drawing/2016/5/13/chartex" xmlns:cx8="http://schemas.microsoft.com/office/drawing/2016/5/14/chartex" xmlns:mc="http://schemas.openxmlformats.org/markup-compatibility/2006" xmlns:aink="http://schemas.microsoft.com/office/drawing/2016/ink" xmlns:am3d="http://schemas.microsoft.com/office/drawing/2017/model3d" xmlns:o="urn:schemas-microsoft-com:office:office" xmlns:oel="http://schemas.microsoft.com/office/2019/extlst" xmlns:r="http://schemas.openxmlformats.org/officeDocument/2006/relationships" xmlns:m="http://schemas.openxmlformats.org/officeDocument/2006/math" xmlns:v="urn:schemas-microsoft-com:vml" xmlns:wp14="http://schemas.microsoft.com/office/word/2010/wordprocessingDrawing" xmlns:wp="http://schemas.openxmlformats.org/drawingml/2006/wordprocessingDrawing" xmlns:w10="urn:schemas-microsoft-com:office:word" xmlns:w="http://schemas.openxmlformats.org/wordprocessingml/2006/main" xmlns:w14="http://schemas.microsoft.com/office/word/2010/wordml" xmlns:w15="http://schemas.microsoft.com/office/word/2012/wordml" xmlns:w16cex="http://schemas.microsoft.com/office/word/2018/wordml/cex" xmlns:w16cid="http://schemas.microsoft.com/office/word/2016/wordml/cid" xmlns:w16="http://schemas.microsoft.com/office/word/2018/wordml" xmlns:w16du="http://schemas.microsoft.com/office/word/2023/wordml/word16du" xmlns:w16sdtdh="http://schemas.microsoft.com/office/word/2020/wordml/sdtdatahash" xmlns:w16sdtfl="http://schemas.microsoft.com/office/word/2024/wordml/sdtformatlock" xmlns:w16se="http://schemas.microsoft.com/office/word/2015/wordml/symex" xmlns:wpg="http://schemas.microsoft.com/office/word/2010/wordprocessingGroup" xmlns:wpi="http://schemas.microsoft.com/office/word/2010/wordprocessingInk" xmlns:wne="http://schemas.microsoft.com/office/word/2006/wordml" xmlns:wps="http://schemas.microsoft.com/office/word/2010/wordprocessingShape" mc:Ignorable="w14 w15 w16se w16cid w16 w16cex w16sdtdh w16sdtfl w16du wp14">
+  <w:p>
+    <w:pPr>
+      <w:rPr>
+        <w:lang w:val="en-US"/>
+      </w:rPr>
+    </w:pPr>
+    <w:r>
+      <w:rPr>
+        <w:b/>
+        <w:bCs/>
+        <w:lang w:val="en-US"/>
+      </w:rPr>
+      <w:t>Synthetic test document — not valid for financial transactions</w:t>
+    </w:r>
+  </w:p>
+  <w:p>
+    <w:pPr>
+      <w:pStyle w:val="Fuzeile"/>
+      <w:rPr>
+        <w:lang w:val="en-US"/>
+      </w:rPr>
+    </w:pPr>
+  </w:p>
+</w:ftr>
+</file>
+
+<file path=word/footnotes.xml><?xml version="1.0" encoding="utf-8"?>
+<w:footnotes xmlns:wpc="http://schemas.microsoft.com/office/word/2010/wordprocessingCanvas" xmlns:cx="http://schemas.microsoft.com/office/drawing/2014/chartex" xmlns:cx1="http://schemas.microsoft.com/office/drawing/2015/9/8/chartex" xmlns:cx2="http://schemas.microsoft.com/office/drawing/2015/10/21/chartex" xmlns:cx3="http://schemas.microsoft.com/office/drawing/2016/5/9/chartex" xmlns:cx4="http://schemas.microsoft.com/office/drawing/2016/5/10/chartex" xmlns:cx5="http://schemas.microsoft.com/office/drawing/2016/5/11/chartex" xmlns:cx6="http://schemas.microsoft.com/office/drawing/2016/5/12/chartex" xmlns:cx7="http://schemas.microsoft.com/office/drawing/2016/5/13/chartex" xmlns:cx8="http://schemas.microsoft.com/office/drawing/2016/5/14/chartex" xmlns:mc="http://schemas.openxmlformats.org/markup-compatibility/2006" xmlns:aink="http://schemas.microsoft.com/office/drawing/2016/ink" xmlns:am3d="http://schemas.microsoft.com/office/drawing/2017/model3d" xmlns:o="urn:schemas-microsoft-com:office:office" xmlns:oel="http://schemas.microsoft.com/office/2019/extlst" xmlns:r="http://schemas.openxmlformats.org/officeDocument/2006/relationships" xmlns:m="http://schemas.openxmlformats.org/officeDocument/2006/math" xmlns:v="urn:schemas-microsoft-com:vml" xmlns:wp14="http://schemas.microsoft.com/office/word/2010/wordprocessingDrawing" xmlns:wp="http://schemas.openxmlformats.org/drawingml/2006/wordprocessingDrawing" xmlns:w10="urn:schemas-microsoft-com:office:word" xmlns:w="http://schemas.openxmlformats.org/wordprocessingml/2006/main" xmlns:w14="http://schemas.microsoft.com/office/word/2010/wordml" xmlns:w15="http://schemas.microsoft.com/office/word/2012/wordml" xmlns:w16cex="http://schemas.microsoft.com/office/word/2018/wordml/cex" xmlns:w16cid="http://schemas.microsoft.com/office/word/2016/wordml/cid" xmlns:w16="http://schemas.microsoft.com/office/word/2018/wordml" xmlns:w16du="http://schemas.microsoft.com/office/word/2023/wordml/word16du" xmlns:w16sdtdh="http://schemas.microsoft.com/office/word/2020/wordml/sdtdatahash" xmlns:w16sdtfl="http://schemas.microsoft.com/office/word/2024/wordml/sdtformatlock" xmlns:w16se="http://schemas.microsoft.com/office/word/2015/wordml/symex" xmlns:wpg="http://schemas.microsoft.com/office/word/2010/wordprocessingGroup" xmlns:wpi="http://schemas.microsoft.com/office/word/2010/wordprocessingInk" xmlns:wne="http://schemas.microsoft.com/office/word/2006/wordml" xmlns:wps="http://schemas.microsoft.com/office/word/2010/wordprocessingShape" mc:Ignorable="w14 w15 w16se w16cid w16 w16cex w16sdtdh w16sdtfl w16du wp14">
+  <w:footnote w:type="separator" w:id="-1">
+    <w:p>
+      <w:pPr>
+        <w:spacing w:after="0" w:line="240" w:lineRule="auto"/>
+      </w:pPr>
+      <w:r>
+        <w:separator/>
+      </w:r>
+    </w:p>
+  </w:footnote>
+  <w:footnote w:type="continuationSeparator" w:id="0">
+    <w:p>
+      <w:pPr>
+        <w:spacing w:after="0" w:line="240" w:lineRule="auto"/>
+      </w:pPr>
+      <w:r>
+        <w:continuationSeparator/>
+      </w:r>
+    </w:p>
+  </w:footnote>
+</w:footnotes>
 </file>
 
 <file path=word/styles.xml><?xml version="1.0" encoding="utf-8"?>
@@ -2589,6 +2457,7 @@
   <w:style w:type="paragraph" w:default="1" w:styleId="Standard">
     <w:name w:val="Normal"/>
     <w:qFormat/>
+    <w:rsid w:val="00331A90"/>
   </w:style>
   <w:style w:type="paragraph" w:styleId="berschrift1">
     <w:name w:val="heading 1"/>
@@ -2792,6 +2661,7 @@
   <w:style w:type="character" w:default="1" w:styleId="Absatz-Standardschriftart">
     <w:name w:val="Default Paragraph Font"/>
     <w:uiPriority w:val="1"/>
+    <w:semiHidden/>
     <w:unhideWhenUsed/>
   </w:style>
   <w:style w:type="table" w:default="1" w:styleId="NormaleTabelle">
@@ -3104,6 +2974,50 @@
       <w:color w:val="0F4761" w:themeColor="accent1" w:themeShade="BF"/>
       <w:spacing w:val="5"/>
     </w:rPr>
+  </w:style>
+  <w:style w:type="paragraph" w:styleId="Kopfzeile">
+    <w:name w:val="header"/>
+    <w:basedOn w:val="Standard"/>
+    <w:link w:val="KopfzeileZchn"/>
+    <w:uiPriority w:val="99"/>
+    <w:unhideWhenUsed/>
+    <w:rsid w:val="00CD22AA"/>
+    <w:pPr>
+      <w:tabs>
+        <w:tab w:val="center" w:pos="4536"/>
+        <w:tab w:val="right" w:pos="9072"/>
+      </w:tabs>
+      <w:spacing w:after="0" w:line="240" w:lineRule="auto"/>
+    </w:pPr>
+  </w:style>
+  <w:style w:type="character" w:customStyle="1" w:styleId="KopfzeileZchn">
+    <w:name w:val="Kopfzeile Zchn"/>
+    <w:basedOn w:val="Absatz-Standardschriftart"/>
+    <w:link w:val="Kopfzeile"/>
+    <w:uiPriority w:val="99"/>
+    <w:rsid w:val="00CD22AA"/>
+  </w:style>
+  <w:style w:type="paragraph" w:styleId="Fuzeile">
+    <w:name w:val="footer"/>
+    <w:basedOn w:val="Standard"/>
+    <w:link w:val="FuzeileZchn"/>
+    <w:uiPriority w:val="99"/>
+    <w:unhideWhenUsed/>
+    <w:rsid w:val="00CD22AA"/>
+    <w:pPr>
+      <w:tabs>
+        <w:tab w:val="center" w:pos="4536"/>
+        <w:tab w:val="right" w:pos="9072"/>
+      </w:tabs>
+      <w:spacing w:after="0" w:line="240" w:lineRule="auto"/>
+    </w:pPr>
+  </w:style>
+  <w:style w:type="character" w:customStyle="1" w:styleId="FuzeileZchn">
+    <w:name w:val="Fußzeile Zchn"/>
+    <w:basedOn w:val="Absatz-Standardschriftart"/>
+    <w:link w:val="Fuzeile"/>
+    <w:uiPriority w:val="99"/>
+    <w:rsid w:val="00CD22AA"/>
   </w:style>
 </w:styles>
 </file>
